--- a/deliverables/ECOLOGICAL_EFFECTS_SYNTHESIS.docx
+++ b/deliverables/ECOLOGICAL_EFFECTS_SYNTHESIS.docx
@@ -675,7 +675,7 @@
         <w:t xml:space="preserve">the largest successful seagrass restoration in the world</w:t>
       </w:r>
       <w:r>
-        <w:t xml:space="preserve">: roughly 4,000–4,800 hectares (~10,000 acres) of</w:t>
+        <w:t xml:space="preserve">: 3,612 hectares (~8,900 acres) of</w:t>
       </w:r>
       <w:r>
         <w:t xml:space="preserve"> </w:t>
@@ -691,7 +691,7 @@
         <w:t xml:space="preserve"> </w:t>
       </w:r>
       <w:r>
-        <w:t xml:space="preserve">eelgrass restored across South, Cobb, Spider Crab, and Hog Island Bays, expanding at approximately 240 hectares per year since 2007 (Orth, Lefcheck, McGlathery et al. 2020; Aoki, McGlathery, and Orth 2020). The restoration has re-established the physical structure, the clear-water state, the carbon-sequestration function, and the faunal community of a coastal ecosystem that had been lost for 75 years.</w:t>
+        <w:t xml:space="preserve">eelgrass restored across South, Cobb, Spider Crab, and Hog Island Bays from more than 70 million seeds broadcast since 1999, expanding at approximately 240 hectares per year since 2007 (Orth, Lefcheck, McGlathery et al. 2020; Aoki, McGlathery, and Orth 2020). The restoration has re-established the physical structure, the clear-water state, the carbon-sequestration function, and the faunal community of a coastal ecosystem that had been lost for 75 years.</w:t>
       </w:r>
     </w:p>
     <w:p>

--- a/deliverables/ECOLOGICAL_EFFECTS_SYNTHESIS.docx
+++ b/deliverables/ECOLOGICAL_EFFECTS_SYNTHESIS.docx
@@ -412,7 +412,23 @@
         <w:pStyle w:val="BodyText"/>
       </w:pPr>
       <w:r>
-        <w:t xml:space="preserve">Tidal creeks and their fringing salt marshes are the transitional zone where septic-derived groundwater first encounters the open estuary, and ESVA’s hydrography places nearly every drainfield in the contributing area of at least one tidal creek. Accomack County’s ~30 tidal creeks are estimated to derive about 80 percent of their baseflow from groundwater discharge rather than overland flow (A-NPDC 2022; Richardson 1994), meaning the coupling between subsurface septic leakage and tidal creek water quality is unusually direct. Speiran (1996, 2010) documented at ESVA-specific scale that nitrate travels long flow paths with limited attenuation except in thin riparian denitrifying zones, and that forest buffers cannot be assumed to intercept deep groundwater carrying high source concentrations.</w:t>
+        <w:t xml:space="preserve">Tidal creeks and their fringing salt marshes are the transitional zone where septic-derived groundwater first encounters the open estuary, and ESVA’s hydrography places nearly every drainfield in the contributing area of at least one tidal creek. Accomack County’s ~30 tidal creeks are estimated to derive about 80 percent of their</w:t>
+      </w:r>
+      <w:r>
+        <w:t xml:space="preserve"> </w:t>
+      </w:r>
+      <w:r>
+        <w:rPr>
+          <w:iCs/>
+          <w:i/>
+        </w:rPr>
+        <w:t xml:space="preserve">freshwater inflow</w:t>
+      </w:r>
+      <w:r>
+        <w:t xml:space="preserve"> </w:t>
+      </w:r>
+      <w:r>
+        <w:t xml:space="preserve">from groundwater discharge rather than overland flow (Accomack County Regional Water Supply Plan 2010; tidal exchange supplies far greater total volume), meaning the coupling between subsurface septic leakage and tidal creek water quality is unusually direct. Speiran (1996, 2010) documented at ESVA-specific scale that nitrate travels long flow paths with limited attenuation except in thin riparian denitrifying zones, and that forest buffers cannot be assumed to intercept deep groundwater carrying high source concentrations.</w:t>
       </w:r>
     </w:p>
     <w:p>
@@ -794,7 +810,7 @@
         <w:pStyle w:val="BodyText"/>
       </w:pPr>
       <w:r>
-        <w:t xml:space="preserve">The dominant septic-driven mechanism is fecal-indicator and viral contamination of shellfish waters reaching the thresholds that trigger VDH Division of Shellfish Safety classification changes — Approved, Conditionally Approved, Restricted, Conditionally Restricted, Prohibited — and the accompanying rain-triggered closures. Zimmer-Faust et al. (2018) demonstrated that fecal-coliform criterion exceedance in tidally influenced waters rises from about 7 percent during dry conditions to about 37 percent after rainfall events exceeding 1 inch in 24 hours. On ESVA, headwater-creek closure days can exceed 30–60 per year in wet years. Fecal coliform is a poor proxy for norovirus — the modern consensus is that indicator-virus discordance is substantial (Lipp, Farrah, and Rose 2001; Campos et al. 2015, 2017; Lowther et al. 2021) — which means that the closure system provides only partial protection from the ecological and food-safety risks that actually matter.</w:t>
+        <w:t xml:space="preserve">The dominant septic-driven mechanism is fecal-indicator and viral contamination of shellfish waters reaching the thresholds that trigger VDH Division of Shellfish Safety classification changes — Approved, Conditionally Approved, Restricted, Conditionally Restricted, Prohibited — and the accompanying rain-triggered closures. Leight &amp; Hood (2018) demonstrated that fecal-coliform criterion exceedance in tidally influenced waters rises from about 7 percent during dry conditions to about 37 percent after rainfall events exceeding 1 inch in 24 hours. On ESVA, headwater-creek closure days can exceed 30–60 per year in wet years. Fecal coliform is a poor proxy for norovirus — the modern consensus is that indicator-virus discordance is substantial (Lipp, Farrah, and Rose 2001; Campos et al. 2015, 2017; Lowther et al. 2021) — which means that the closure system provides only partial protection from the ecological and food-safety risks that actually matter.</w:t>
       </w:r>
     </w:p>
     <w:p>
